--- a/uploads/Jaswanth_K_AI-ML-Engineer-resume (2) (1).docx
+++ b/uploads/Jaswanth_K_AI-ML-Engineer-resume (2) (1).docx
@@ -735,138 +735,6 @@
     <w:p>
       <w:pPr>
         <w:pStyle w:val="ListParagraph"/>
-        <w:widowControl/>
-        <w:numPr>
-          <w:ilvl w:val="0"/>
-          <w:numId w:val="9"/>
-        </w:numPr>
-        <w:autoSpaceDE/>
-        <w:autoSpaceDN/>
-        <w:spacing w:before="100" w:beforeAutospacing="1" w:after="100" w:afterAutospacing="1"/>
-        <w:rPr>
-          <w:rFonts w:ascii="Cambria Math" w:eastAsia="Times New Roman" w:hAnsi="Cambria Math" w:cs="Times New Roman"/>
-          <w:sz w:val="18"/>
-          <w:szCs w:val="18"/>
-        </w:rPr>
-      </w:pPr>
-      <w:r>
-        <w:rPr>
-          <w:rFonts w:ascii="Cambria Math" w:eastAsia="Times New Roman" w:hAnsi="Cambria Math" w:cs="Times New Roman"/>
-          <w:sz w:val="18"/>
-          <w:szCs w:val="18"/>
-        </w:rPr>
-        <w:t xml:space="preserve">Led development and integration of AI/ML models across </w:t>
-      </w:r>
-      <w:r>
-        <w:rPr>
-          <w:rFonts w:ascii="Cambria Math" w:eastAsia="Times New Roman" w:hAnsi="Cambria Math" w:cs="Times New Roman"/>
-          <w:b/>
-          <w:bCs/>
-          <w:sz w:val="18"/>
-          <w:szCs w:val="18"/>
-        </w:rPr>
-        <w:t>modern cloud platforms and legacy enterprise systems</w:t>
-      </w:r>
-      <w:r>
-        <w:rPr>
-          <w:rFonts w:ascii="Cambria Math" w:eastAsia="Times New Roman" w:hAnsi="Cambria Math" w:cs="Times New Roman"/>
-          <w:sz w:val="18"/>
-          <w:szCs w:val="18"/>
-        </w:rPr>
-        <w:t>, ensuring scalable and backward-compatible architectures.</w:t>
-      </w:r>
-    </w:p>
-    <w:p>
-      <w:pPr>
-        <w:pStyle w:val="ListParagraph"/>
-        <w:widowControl/>
-        <w:numPr>
-          <w:ilvl w:val="0"/>
-          <w:numId w:val="9"/>
-        </w:numPr>
-        <w:autoSpaceDE/>
-        <w:autoSpaceDN/>
-        <w:spacing w:before="100" w:beforeAutospacing="1" w:after="100" w:afterAutospacing="1"/>
-        <w:rPr>
-          <w:rFonts w:ascii="Cambria Math" w:eastAsia="Times New Roman" w:hAnsi="Cambria Math" w:cs="Times New Roman"/>
-          <w:sz w:val="18"/>
-          <w:szCs w:val="18"/>
-        </w:rPr>
-      </w:pPr>
-      <w:r>
-        <w:rPr>
-          <w:rFonts w:ascii="Cambria Math" w:eastAsia="Times New Roman" w:hAnsi="Cambria Math" w:cs="Times New Roman"/>
-          <w:sz w:val="18"/>
-          <w:szCs w:val="18"/>
-        </w:rPr>
-        <w:t xml:space="preserve">Implemented </w:t>
-      </w:r>
-      <w:r>
-        <w:rPr>
-          <w:rFonts w:ascii="Cambria Math" w:eastAsia="Times New Roman" w:hAnsi="Cambria Math" w:cs="Times New Roman"/>
-          <w:b/>
-          <w:bCs/>
-          <w:sz w:val="18"/>
-          <w:szCs w:val="18"/>
-        </w:rPr>
-        <w:t>automated testing frameworks for ML pipelines and enterprise applications</w:t>
-      </w:r>
-      <w:r>
-        <w:rPr>
-          <w:rFonts w:ascii="Cambria Math" w:eastAsia="Times New Roman" w:hAnsi="Cambria Math" w:cs="Times New Roman"/>
-          <w:sz w:val="18"/>
-          <w:szCs w:val="18"/>
-        </w:rPr>
-        <w:t xml:space="preserve"> using CI/CD pipelines, improving deployment reliability and reducing manual validation.</w:t>
-      </w:r>
-    </w:p>
-    <w:p>
-      <w:pPr>
-        <w:pStyle w:val="ListParagraph"/>
-        <w:widowControl/>
-        <w:numPr>
-          <w:ilvl w:val="0"/>
-          <w:numId w:val="9"/>
-        </w:numPr>
-        <w:autoSpaceDE/>
-        <w:autoSpaceDN/>
-        <w:spacing w:before="100" w:beforeAutospacing="1" w:after="100" w:afterAutospacing="1"/>
-        <w:rPr>
-          <w:rFonts w:ascii="Cambria Math" w:eastAsia="Times New Roman" w:hAnsi="Cambria Math" w:cs="Times New Roman"/>
-          <w:sz w:val="18"/>
-          <w:szCs w:val="18"/>
-        </w:rPr>
-      </w:pPr>
-      <w:r>
-        <w:rPr>
-          <w:rFonts w:ascii="Cambria Math" w:eastAsia="Times New Roman" w:hAnsi="Cambria Math" w:cs="Times New Roman"/>
-          <w:sz w:val="18"/>
-          <w:szCs w:val="18"/>
-        </w:rPr>
-        <w:t xml:space="preserve">Worked with </w:t>
-      </w:r>
-      <w:r>
-        <w:rPr>
-          <w:rFonts w:ascii="Cambria Math" w:eastAsia="Times New Roman" w:hAnsi="Cambria Math" w:cs="Times New Roman"/>
-          <w:b/>
-          <w:bCs/>
-          <w:sz w:val="18"/>
-          <w:szCs w:val="18"/>
-        </w:rPr>
-        <w:t>Java-based enterprise applications and microservices ecosystems</w:t>
-      </w:r>
-      <w:r>
-        <w:rPr>
-          <w:rFonts w:ascii="Cambria Math" w:eastAsia="Times New Roman" w:hAnsi="Cambria Math" w:cs="Times New Roman"/>
-          <w:sz w:val="18"/>
-          <w:szCs w:val="18"/>
-        </w:rPr>
-        <w:t>, integrating AI capabilities with existing legacy systems.</w:t>
-      </w:r>
-    </w:p>
-    <w:p>
-      <w:pPr>
-        <w:pStyle w:val="ListParagraph"/>
         <w:numPr>
           <w:ilvl w:val="0"/>
           <w:numId w:val="9"/>
@@ -1198,7 +1066,123 @@
           <w:sz w:val="18"/>
           <w:szCs w:val="18"/>
         </w:rPr>
-        <w:t xml:space="preserve">Mentored developers on Custom Retrieval Pipelines constructs, orchestration patterns, prompt strategies, and chain evaluation </w:t>
+        <w:t>Mentored developers on Custom Retrieval Pipelines constructs, orchestration patterns, prompt strategies, and chain evaluation best practices.</w:t>
+      </w:r>
+    </w:p>
+    <w:p>
+      <w:pPr>
+        <w:pStyle w:val="ListParagraph"/>
+        <w:numPr>
+          <w:ilvl w:val="0"/>
+          <w:numId w:val="9"/>
+        </w:numPr>
+        <w:tabs>
+          <w:tab w:val="left" w:pos="454"/>
+        </w:tabs>
+        <w:ind w:right="81"/>
+        <w:jc w:val="both"/>
+        <w:rPr>
+          <w:rFonts w:ascii="Cambria" w:hAnsi="Cambria"/>
+          <w:color w:val="000000" w:themeColor="text1"/>
+          <w:sz w:val="18"/>
+          <w:szCs w:val="18"/>
+        </w:rPr>
+      </w:pPr>
+      <w:r>
+        <w:rPr>
+          <w:rFonts w:ascii="Cambria" w:hAnsi="Cambria"/>
+          <w:color w:val="000000" w:themeColor="text1"/>
+          <w:sz w:val="18"/>
+          <w:szCs w:val="18"/>
+        </w:rPr>
+        <w:t>Created dynamic routing agents to select tools or models based on input intent, fallback readiness, and available grounding context.</w:t>
+      </w:r>
+    </w:p>
+    <w:p>
+      <w:pPr>
+        <w:pStyle w:val="ListParagraph"/>
+        <w:numPr>
+          <w:ilvl w:val="0"/>
+          <w:numId w:val="9"/>
+        </w:numPr>
+        <w:tabs>
+          <w:tab w:val="left" w:pos="454"/>
+        </w:tabs>
+        <w:ind w:right="81"/>
+        <w:jc w:val="both"/>
+        <w:rPr>
+          <w:rFonts w:ascii="Cambria" w:hAnsi="Cambria"/>
+          <w:color w:val="000000" w:themeColor="text1"/>
+          <w:sz w:val="18"/>
+          <w:szCs w:val="18"/>
+        </w:rPr>
+      </w:pPr>
+      <w:r>
+        <w:rPr>
+          <w:rFonts w:ascii="Cambria" w:hAnsi="Cambria"/>
+          <w:color w:val="000000" w:themeColor="text1"/>
+          <w:sz w:val="18"/>
+          <w:szCs w:val="18"/>
+        </w:rPr>
+        <w:t>Exposed GenAI agents via RESTful APIs with secure endpointing, API key management, session logging, and analytics payloads.</w:t>
+      </w:r>
+    </w:p>
+    <w:p>
+      <w:pPr>
+        <w:pStyle w:val="ListParagraph"/>
+        <w:numPr>
+          <w:ilvl w:val="0"/>
+          <w:numId w:val="9"/>
+        </w:numPr>
+        <w:tabs>
+          <w:tab w:val="left" w:pos="454"/>
+        </w:tabs>
+        <w:ind w:right="81"/>
+        <w:jc w:val="both"/>
+        <w:rPr>
+          <w:rFonts w:ascii="Cambria" w:hAnsi="Cambria"/>
+          <w:color w:val="000000" w:themeColor="text1"/>
+          <w:sz w:val="18"/>
+          <w:szCs w:val="18"/>
+        </w:rPr>
+      </w:pPr>
+      <w:r>
+        <w:rPr>
+          <w:rFonts w:ascii="Cambria" w:hAnsi="Cambria"/>
+          <w:color w:val="000000" w:themeColor="text1"/>
+          <w:sz w:val="18"/>
+          <w:szCs w:val="18"/>
+        </w:rPr>
+        <w:t>Conducted benchmarking across LLMs (Claude, GPT-4, GPT-2, LLaMA) using user feedback, auto-grading, and model scoring utilities.</w:t>
+      </w:r>
+    </w:p>
+    <w:p>
+      <w:pPr>
+        <w:pStyle w:val="ListParagraph"/>
+        <w:numPr>
+          <w:ilvl w:val="0"/>
+          <w:numId w:val="9"/>
+        </w:numPr>
+        <w:tabs>
+          <w:tab w:val="left" w:pos="454"/>
+        </w:tabs>
+        <w:ind w:right="81"/>
+        <w:jc w:val="both"/>
+        <w:rPr>
+          <w:rFonts w:ascii="Cambria" w:hAnsi="Cambria"/>
+          <w:color w:val="000000" w:themeColor="text1"/>
+          <w:sz w:val="18"/>
+          <w:szCs w:val="18"/>
+        </w:rPr>
+      </w:pPr>
+      <w:r>
+        <w:rPr>
+          <w:rFonts w:ascii="Cambria" w:hAnsi="Cambria"/>
+          <w:color w:val="000000" w:themeColor="text1"/>
+          <w:sz w:val="18"/>
+          <w:szCs w:val="18"/>
+        </w:rPr>
+        <w:t xml:space="preserve">Developed backend FastAPI-based services for token cost monitoring, prompt/response archiving, and trace-based performance </w:t>
       </w:r>
       <w:r>
         <w:rPr>
@@ -1208,123 +1192,7 @@
           <w:szCs w:val="18"/>
         </w:rPr>
         <w:lastRenderedPageBreak/>
-        <w:t>best practices.</w:t>
-      </w:r>
-    </w:p>
-    <w:p>
-      <w:pPr>
-        <w:pStyle w:val="ListParagraph"/>
-        <w:numPr>
-          <w:ilvl w:val="0"/>
-          <w:numId w:val="9"/>
-        </w:numPr>
-        <w:tabs>
-          <w:tab w:val="left" w:pos="454"/>
-        </w:tabs>
-        <w:ind w:right="81"/>
-        <w:jc w:val="both"/>
-        <w:rPr>
-          <w:rFonts w:ascii="Cambria" w:hAnsi="Cambria"/>
-          <w:color w:val="000000" w:themeColor="text1"/>
-          <w:sz w:val="18"/>
-          <w:szCs w:val="18"/>
-        </w:rPr>
-      </w:pPr>
-      <w:r>
-        <w:rPr>
-          <w:rFonts w:ascii="Cambria" w:hAnsi="Cambria"/>
-          <w:color w:val="000000" w:themeColor="text1"/>
-          <w:sz w:val="18"/>
-          <w:szCs w:val="18"/>
-        </w:rPr>
-        <w:t>Created dynamic routing agents to select tools or models based on input intent, fallback readiness, and available grounding context.</w:t>
-      </w:r>
-    </w:p>
-    <w:p>
-      <w:pPr>
-        <w:pStyle w:val="ListParagraph"/>
-        <w:numPr>
-          <w:ilvl w:val="0"/>
-          <w:numId w:val="9"/>
-        </w:numPr>
-        <w:tabs>
-          <w:tab w:val="left" w:pos="454"/>
-        </w:tabs>
-        <w:ind w:right="81"/>
-        <w:jc w:val="both"/>
-        <w:rPr>
-          <w:rFonts w:ascii="Cambria" w:hAnsi="Cambria"/>
-          <w:color w:val="000000" w:themeColor="text1"/>
-          <w:sz w:val="18"/>
-          <w:szCs w:val="18"/>
-        </w:rPr>
-      </w:pPr>
-      <w:r>
-        <w:rPr>
-          <w:rFonts w:ascii="Cambria" w:hAnsi="Cambria"/>
-          <w:color w:val="000000" w:themeColor="text1"/>
-          <w:sz w:val="18"/>
-          <w:szCs w:val="18"/>
-        </w:rPr>
-        <w:t>Exposed GenAI agents via RESTful APIs with secure endpointing, API key management, session logging, and analytics payloads.</w:t>
-      </w:r>
-    </w:p>
-    <w:p>
-      <w:pPr>
-        <w:pStyle w:val="ListParagraph"/>
-        <w:numPr>
-          <w:ilvl w:val="0"/>
-          <w:numId w:val="9"/>
-        </w:numPr>
-        <w:tabs>
-          <w:tab w:val="left" w:pos="454"/>
-        </w:tabs>
-        <w:ind w:right="81"/>
-        <w:jc w:val="both"/>
-        <w:rPr>
-          <w:rFonts w:ascii="Cambria" w:hAnsi="Cambria"/>
-          <w:color w:val="000000" w:themeColor="text1"/>
-          <w:sz w:val="18"/>
-          <w:szCs w:val="18"/>
-        </w:rPr>
-      </w:pPr>
-      <w:r>
-        <w:rPr>
-          <w:rFonts w:ascii="Cambria" w:hAnsi="Cambria"/>
-          <w:color w:val="000000" w:themeColor="text1"/>
-          <w:sz w:val="18"/>
-          <w:szCs w:val="18"/>
-        </w:rPr>
-        <w:t>Conducted benchmarking across LLMs (Claude, GPT-4, GPT-2, LLaMA) using user feedback, auto-grading, and model scoring utilities.</w:t>
-      </w:r>
-    </w:p>
-    <w:p>
-      <w:pPr>
-        <w:pStyle w:val="ListParagraph"/>
-        <w:numPr>
-          <w:ilvl w:val="0"/>
-          <w:numId w:val="9"/>
-        </w:numPr>
-        <w:tabs>
-          <w:tab w:val="left" w:pos="454"/>
-        </w:tabs>
-        <w:ind w:right="81"/>
-        <w:jc w:val="both"/>
-        <w:rPr>
-          <w:rFonts w:ascii="Cambria" w:hAnsi="Cambria"/>
-          <w:color w:val="000000" w:themeColor="text1"/>
-          <w:sz w:val="18"/>
-          <w:szCs w:val="18"/>
-        </w:rPr>
-      </w:pPr>
-      <w:r>
-        <w:rPr>
-          <w:rFonts w:ascii="Cambria" w:hAnsi="Cambria"/>
-          <w:color w:val="000000" w:themeColor="text1"/>
-          <w:sz w:val="18"/>
-          <w:szCs w:val="18"/>
-        </w:rPr>
-        <w:t>Developed backend FastAPI-based services for token cost monitoring, prompt/response archiving, and trace-based performance debugging.</w:t>
+        <w:t>debugging.</w:t>
       </w:r>
     </w:p>
     <w:p>
@@ -3443,132 +3311,143 @@
           <w:sz w:val="18"/>
           <w:szCs w:val="18"/>
         </w:rPr>
+        <w:t>Responsibilities:</w:t>
+      </w:r>
+    </w:p>
+    <w:p>
+      <w:pPr>
+        <w:pStyle w:val="ListParagraph"/>
+        <w:numPr>
+          <w:ilvl w:val="0"/>
+          <w:numId w:val="9"/>
+        </w:numPr>
+        <w:tabs>
+          <w:tab w:val="left" w:pos="454"/>
+        </w:tabs>
+        <w:ind w:right="81"/>
+        <w:jc w:val="both"/>
+        <w:rPr>
+          <w:rFonts w:ascii="Cambria" w:hAnsi="Cambria"/>
+          <w:color w:val="000000" w:themeColor="text1"/>
+          <w:sz w:val="18"/>
+          <w:szCs w:val="18"/>
+        </w:rPr>
+      </w:pPr>
+      <w:r>
+        <w:rPr>
+          <w:rFonts w:ascii="Cambria" w:hAnsi="Cambria"/>
+          <w:color w:val="000000" w:themeColor="text1"/>
+          <w:sz w:val="18"/>
+          <w:szCs w:val="18"/>
+        </w:rPr>
+        <w:t xml:space="preserve">Engineered a multi-agent system using Custom Retrieval Pipelines, Custom Orchestration, and CrewAI to orchestrate autonomous LLM agents for </w:t>
+      </w:r>
+      <w:r>
+        <w:rPr>
+          <w:rFonts w:ascii="Cambria" w:hAnsi="Cambria"/>
+          <w:color w:val="000000" w:themeColor="text1"/>
+          <w:sz w:val="18"/>
+          <w:szCs w:val="18"/>
+        </w:rPr>
+        <w:t>banking</w:t>
+      </w:r>
+      <w:r>
+        <w:rPr>
+          <w:rFonts w:ascii="Cambria" w:hAnsi="Cambria"/>
+          <w:color w:val="000000" w:themeColor="text1"/>
+          <w:sz w:val="18"/>
+          <w:szCs w:val="18"/>
+        </w:rPr>
+        <w:t xml:space="preserve"> document classification, analysis, and resolution routing.</w:t>
+      </w:r>
+    </w:p>
+    <w:p>
+      <w:pPr>
+        <w:pStyle w:val="ListParagraph"/>
+        <w:numPr>
+          <w:ilvl w:val="0"/>
+          <w:numId w:val="9"/>
+        </w:numPr>
+        <w:tabs>
+          <w:tab w:val="left" w:pos="454"/>
+        </w:tabs>
+        <w:ind w:right="81"/>
+        <w:jc w:val="both"/>
+        <w:rPr>
+          <w:rFonts w:ascii="Cambria" w:hAnsi="Cambria"/>
+          <w:color w:val="000000" w:themeColor="text1"/>
+          <w:sz w:val="18"/>
+          <w:szCs w:val="18"/>
+        </w:rPr>
+      </w:pPr>
+      <w:r>
+        <w:rPr>
+          <w:rFonts w:ascii="Cambria" w:hAnsi="Cambria"/>
+          <w:color w:val="000000" w:themeColor="text1"/>
+          <w:sz w:val="18"/>
+          <w:szCs w:val="18"/>
+        </w:rPr>
+        <w:t>Designed GenAI-powered copilots embedded within merchandising platforms, supporting product comparison, pricing rules, and supplier resolution using AI-generated insights.</w:t>
+      </w:r>
+    </w:p>
+    <w:p>
+      <w:pPr>
+        <w:pStyle w:val="ListParagraph"/>
+        <w:numPr>
+          <w:ilvl w:val="0"/>
+          <w:numId w:val="9"/>
+        </w:numPr>
+        <w:tabs>
+          <w:tab w:val="left" w:pos="454"/>
+        </w:tabs>
+        <w:ind w:right="81"/>
+        <w:jc w:val="both"/>
+        <w:rPr>
+          <w:rFonts w:ascii="Cambria" w:hAnsi="Cambria"/>
+          <w:color w:val="000000" w:themeColor="text1"/>
+          <w:sz w:val="18"/>
+          <w:szCs w:val="18"/>
+        </w:rPr>
+      </w:pPr>
+      <w:r>
+        <w:rPr>
+          <w:rFonts w:ascii="Cambria" w:hAnsi="Cambria"/>
+          <w:color w:val="000000" w:themeColor="text1"/>
+          <w:sz w:val="18"/>
+          <w:szCs w:val="18"/>
+        </w:rPr>
+        <w:t xml:space="preserve">Built production-grade Retrieval-Augmented Generation (RAG) pipelines using FAISS, </w:t>
+      </w:r>
+      <w:r>
+        <w:rPr>
+          <w:rFonts w:ascii="Cambria" w:hAnsi="Cambria"/>
+          <w:color w:val="000000" w:themeColor="text1"/>
+          <w:sz w:val="18"/>
+          <w:szCs w:val="18"/>
+        </w:rPr>
+        <w:t>Chroma DB</w:t>
+      </w:r>
+      <w:r>
+        <w:rPr>
+          <w:rFonts w:ascii="Cambria" w:hAnsi="Cambria"/>
+          <w:color w:val="000000" w:themeColor="text1"/>
+          <w:sz w:val="18"/>
+          <w:szCs w:val="18"/>
+        </w:rPr>
+        <w:t xml:space="preserve">, and Azure Cognitive Search to </w:t>
+      </w:r>
+      <w:r>
+        <w:rPr>
+          <w:rFonts w:ascii="Cambria" w:hAnsi="Cambria"/>
+          <w:color w:val="000000" w:themeColor="text1"/>
+          <w:sz w:val="18"/>
+          <w:szCs w:val="18"/>
+        </w:rPr>
         <w:lastRenderedPageBreak/>
-        <w:t>Responsibilities:</w:t>
-      </w:r>
-    </w:p>
-    <w:p>
-      <w:pPr>
-        <w:pStyle w:val="ListParagraph"/>
-        <w:numPr>
-          <w:ilvl w:val="0"/>
-          <w:numId w:val="9"/>
-        </w:numPr>
-        <w:tabs>
-          <w:tab w:val="left" w:pos="454"/>
-        </w:tabs>
-        <w:ind w:right="81"/>
-        <w:jc w:val="both"/>
-        <w:rPr>
-          <w:rFonts w:ascii="Cambria" w:hAnsi="Cambria"/>
-          <w:color w:val="000000" w:themeColor="text1"/>
-          <w:sz w:val="18"/>
-          <w:szCs w:val="18"/>
-        </w:rPr>
-      </w:pPr>
-      <w:r>
-        <w:rPr>
-          <w:rFonts w:ascii="Cambria" w:hAnsi="Cambria"/>
-          <w:color w:val="000000" w:themeColor="text1"/>
-          <w:sz w:val="18"/>
-          <w:szCs w:val="18"/>
-        </w:rPr>
-        <w:t xml:space="preserve">Engineered a multi-agent system using Custom Retrieval Pipelines, Custom Orchestration, and CrewAI to orchestrate autonomous LLM agents for </w:t>
-      </w:r>
-      <w:r>
-        <w:rPr>
-          <w:rFonts w:ascii="Cambria" w:hAnsi="Cambria"/>
-          <w:color w:val="000000" w:themeColor="text1"/>
-          <w:sz w:val="18"/>
-          <w:szCs w:val="18"/>
-        </w:rPr>
-        <w:t>banking</w:t>
-      </w:r>
-      <w:r>
-        <w:rPr>
-          <w:rFonts w:ascii="Cambria" w:hAnsi="Cambria"/>
-          <w:color w:val="000000" w:themeColor="text1"/>
-          <w:sz w:val="18"/>
-          <w:szCs w:val="18"/>
-        </w:rPr>
-        <w:t xml:space="preserve"> document classification, analysis, and resolution routing.</w:t>
-      </w:r>
-    </w:p>
-    <w:p>
-      <w:pPr>
-        <w:pStyle w:val="ListParagraph"/>
-        <w:numPr>
-          <w:ilvl w:val="0"/>
-          <w:numId w:val="9"/>
-        </w:numPr>
-        <w:tabs>
-          <w:tab w:val="left" w:pos="454"/>
-        </w:tabs>
-        <w:ind w:right="81"/>
-        <w:jc w:val="both"/>
-        <w:rPr>
-          <w:rFonts w:ascii="Cambria" w:hAnsi="Cambria"/>
-          <w:color w:val="000000" w:themeColor="text1"/>
-          <w:sz w:val="18"/>
-          <w:szCs w:val="18"/>
-        </w:rPr>
-      </w:pPr>
-      <w:r>
-        <w:rPr>
-          <w:rFonts w:ascii="Cambria" w:hAnsi="Cambria"/>
-          <w:color w:val="000000" w:themeColor="text1"/>
-          <w:sz w:val="18"/>
-          <w:szCs w:val="18"/>
-        </w:rPr>
-        <w:t>Designed GenAI-powered copilots embedded within merchandising platforms, supporting product comparison, pricing rules, and supplier resolution using AI-generated insights.</w:t>
-      </w:r>
-    </w:p>
-    <w:p>
-      <w:pPr>
-        <w:pStyle w:val="ListParagraph"/>
-        <w:numPr>
-          <w:ilvl w:val="0"/>
-          <w:numId w:val="9"/>
-        </w:numPr>
-        <w:tabs>
-          <w:tab w:val="left" w:pos="454"/>
-        </w:tabs>
-        <w:ind w:right="81"/>
-        <w:jc w:val="both"/>
-        <w:rPr>
-          <w:rFonts w:ascii="Cambria" w:hAnsi="Cambria"/>
-          <w:color w:val="000000" w:themeColor="text1"/>
-          <w:sz w:val="18"/>
-          <w:szCs w:val="18"/>
-        </w:rPr>
-      </w:pPr>
-      <w:r>
-        <w:rPr>
-          <w:rFonts w:ascii="Cambria" w:hAnsi="Cambria"/>
-          <w:color w:val="000000" w:themeColor="text1"/>
-          <w:sz w:val="18"/>
-          <w:szCs w:val="18"/>
-        </w:rPr>
-        <w:t xml:space="preserve">Built production-grade Retrieval-Augmented Generation (RAG) pipelines using FAISS, </w:t>
-      </w:r>
-      <w:r>
-        <w:rPr>
-          <w:rFonts w:ascii="Cambria" w:hAnsi="Cambria"/>
-          <w:color w:val="000000" w:themeColor="text1"/>
-          <w:sz w:val="18"/>
-          <w:szCs w:val="18"/>
-        </w:rPr>
-        <w:t>Chroma DB</w:t>
-      </w:r>
-      <w:r>
-        <w:rPr>
-          <w:rFonts w:ascii="Cambria" w:hAnsi="Cambria"/>
-          <w:color w:val="000000" w:themeColor="text1"/>
-          <w:sz w:val="18"/>
-          <w:szCs w:val="18"/>
-        </w:rPr>
-        <w:t>, and Azure Cognitive Search to retrieve high-confidence documents for AI-grounded answers.</w:t>
-      </w:r>
+        <w:t>retrieve high-confidence documents for AI-grounded answers.</w:t>
+      </w:r>
+      <w:bookmarkStart w:id="0" w:name="_GoBack"/>
+      <w:bookmarkEnd w:id="0"/>
     </w:p>
     <w:p>
       <w:pPr>
@@ -3739,138 +3618,6 @@
           <w:szCs w:val="18"/>
         </w:rPr>
         <w:t>Created evaluation pipelines using LangSmith, Evaluation Scripts, and Prompt Logging to score LLM completions across hallucination, groundedness, verbosity, and faithfulness dimensions.</w:t>
-      </w:r>
-    </w:p>
-    <w:p>
-      <w:pPr>
-        <w:pStyle w:val="ListParagraph"/>
-        <w:widowControl/>
-        <w:numPr>
-          <w:ilvl w:val="0"/>
-          <w:numId w:val="9"/>
-        </w:numPr>
-        <w:autoSpaceDE/>
-        <w:autoSpaceDN/>
-        <w:spacing w:before="100" w:beforeAutospacing="1" w:after="100" w:afterAutospacing="1"/>
-        <w:rPr>
-          <w:rFonts w:ascii="Cambria Math" w:eastAsia="Times New Roman" w:hAnsi="Cambria Math" w:cs="Times New Roman"/>
-          <w:sz w:val="18"/>
-          <w:szCs w:val="18"/>
-        </w:rPr>
-      </w:pPr>
-      <w:r>
-        <w:rPr>
-          <w:rFonts w:ascii="Cambria Math" w:eastAsia="Times New Roman" w:hAnsi="Cambria Math" w:cs="Times New Roman"/>
-          <w:sz w:val="18"/>
-          <w:szCs w:val="18"/>
-        </w:rPr>
-        <w:t xml:space="preserve">Led development and integration of AI/ML models across </w:t>
-      </w:r>
-      <w:r>
-        <w:rPr>
-          <w:rFonts w:ascii="Cambria Math" w:eastAsia="Times New Roman" w:hAnsi="Cambria Math" w:cs="Times New Roman"/>
-          <w:b/>
-          <w:bCs/>
-          <w:sz w:val="18"/>
-          <w:szCs w:val="18"/>
-        </w:rPr>
-        <w:t>modern cloud platforms and legacy enterprise systems</w:t>
-      </w:r>
-      <w:r>
-        <w:rPr>
-          <w:rFonts w:ascii="Cambria Math" w:eastAsia="Times New Roman" w:hAnsi="Cambria Math" w:cs="Times New Roman"/>
-          <w:sz w:val="18"/>
-          <w:szCs w:val="18"/>
-        </w:rPr>
-        <w:t>, ensuring scalable and backward-compatible architectures.</w:t>
-      </w:r>
-    </w:p>
-    <w:p>
-      <w:pPr>
-        <w:pStyle w:val="ListParagraph"/>
-        <w:widowControl/>
-        <w:numPr>
-          <w:ilvl w:val="0"/>
-          <w:numId w:val="9"/>
-        </w:numPr>
-        <w:autoSpaceDE/>
-        <w:autoSpaceDN/>
-        <w:spacing w:before="100" w:beforeAutospacing="1" w:after="100" w:afterAutospacing="1"/>
-        <w:rPr>
-          <w:rFonts w:ascii="Cambria Math" w:eastAsia="Times New Roman" w:hAnsi="Cambria Math" w:cs="Times New Roman"/>
-          <w:sz w:val="18"/>
-          <w:szCs w:val="18"/>
-        </w:rPr>
-      </w:pPr>
-      <w:r>
-        <w:rPr>
-          <w:rFonts w:ascii="Cambria Math" w:eastAsia="Times New Roman" w:hAnsi="Cambria Math" w:cs="Times New Roman"/>
-          <w:sz w:val="18"/>
-          <w:szCs w:val="18"/>
-        </w:rPr>
-        <w:t xml:space="preserve">Implemented </w:t>
-      </w:r>
-      <w:r>
-        <w:rPr>
-          <w:rFonts w:ascii="Cambria Math" w:eastAsia="Times New Roman" w:hAnsi="Cambria Math" w:cs="Times New Roman"/>
-          <w:b/>
-          <w:bCs/>
-          <w:sz w:val="18"/>
-          <w:szCs w:val="18"/>
-        </w:rPr>
-        <w:t>automated testing frameworks for ML pipelines and enterprise applications</w:t>
-      </w:r>
-      <w:r>
-        <w:rPr>
-          <w:rFonts w:ascii="Cambria Math" w:eastAsia="Times New Roman" w:hAnsi="Cambria Math" w:cs="Times New Roman"/>
-          <w:sz w:val="18"/>
-          <w:szCs w:val="18"/>
-        </w:rPr>
-        <w:t xml:space="preserve"> using CI/CD pipelines, improving deployment reliability and reducing manual validation.</w:t>
-      </w:r>
-    </w:p>
-    <w:p>
-      <w:pPr>
-        <w:pStyle w:val="ListParagraph"/>
-        <w:widowControl/>
-        <w:numPr>
-          <w:ilvl w:val="0"/>
-          <w:numId w:val="9"/>
-        </w:numPr>
-        <w:autoSpaceDE/>
-        <w:autoSpaceDN/>
-        <w:spacing w:before="100" w:beforeAutospacing="1" w:after="100" w:afterAutospacing="1"/>
-        <w:rPr>
-          <w:rFonts w:ascii="Cambria Math" w:eastAsia="Times New Roman" w:hAnsi="Cambria Math" w:cs="Times New Roman"/>
-          <w:sz w:val="18"/>
-          <w:szCs w:val="18"/>
-        </w:rPr>
-      </w:pPr>
-      <w:r>
-        <w:rPr>
-          <w:rFonts w:ascii="Cambria Math" w:eastAsia="Times New Roman" w:hAnsi="Cambria Math" w:cs="Times New Roman"/>
-          <w:sz w:val="18"/>
-          <w:szCs w:val="18"/>
-        </w:rPr>
-        <w:t xml:space="preserve">Worked with </w:t>
-      </w:r>
-      <w:r>
-        <w:rPr>
-          <w:rFonts w:ascii="Cambria Math" w:eastAsia="Times New Roman" w:hAnsi="Cambria Math" w:cs="Times New Roman"/>
-          <w:b/>
-          <w:bCs/>
-          <w:sz w:val="18"/>
-          <w:szCs w:val="18"/>
-        </w:rPr>
-        <w:t>Java-based enterprise applications and microservices ecosystems</w:t>
-      </w:r>
-      <w:r>
-        <w:rPr>
-          <w:rFonts w:ascii="Cambria Math" w:eastAsia="Times New Roman" w:hAnsi="Cambria Math" w:cs="Times New Roman"/>
-          <w:sz w:val="18"/>
-          <w:szCs w:val="18"/>
-        </w:rPr>
-        <w:t>, integrating AI capabilities with existing legacy systems.</w:t>
       </w:r>
     </w:p>
     <w:p>
@@ -4699,7 +4446,199 @@
           <w:sz w:val="18"/>
           <w:szCs w:val="18"/>
         </w:rPr>
-        <w:t xml:space="preserve">Built production-grade RAG pipelines combining LLMs (GPT-4, Gemini 1.0 1.0, Claude) with vector databases (FAISS, Pinecone, </w:t>
+        <w:t>Built production-grade RAG pipelines combining LLMs (GPT-4, Gemini 1.0 1.0, Claude) with vector databases (FAISS, Pinecone, Weaviate) for real-time knowledge retrieval across structured and unstructured enterprise data.</w:t>
+      </w:r>
+    </w:p>
+    <w:p>
+      <w:pPr>
+        <w:pStyle w:val="ListParagraph"/>
+        <w:numPr>
+          <w:ilvl w:val="0"/>
+          <w:numId w:val="9"/>
+        </w:numPr>
+        <w:tabs>
+          <w:tab w:val="left" w:pos="454"/>
+        </w:tabs>
+        <w:ind w:right="81"/>
+        <w:jc w:val="both"/>
+        <w:rPr>
+          <w:rFonts w:ascii="Cambria" w:hAnsi="Cambria"/>
+          <w:color w:val="000000" w:themeColor="text1"/>
+          <w:sz w:val="18"/>
+          <w:szCs w:val="18"/>
+        </w:rPr>
+      </w:pPr>
+      <w:r>
+        <w:rPr>
+          <w:rFonts w:ascii="Cambria" w:hAnsi="Cambria"/>
+          <w:color w:val="000000" w:themeColor="text1"/>
+          <w:sz w:val="18"/>
+          <w:szCs w:val="18"/>
+        </w:rPr>
+        <w:t>Developed LLM-powered assistants capable of reasoning, tool use, task decomposition, and multi-turn conversations for internal teams (finance, ops, marketing) using Custom Orchestration and Semantic Kernel.</w:t>
+      </w:r>
+    </w:p>
+    <w:p>
+      <w:pPr>
+        <w:pStyle w:val="ListParagraph"/>
+        <w:numPr>
+          <w:ilvl w:val="0"/>
+          <w:numId w:val="9"/>
+        </w:numPr>
+        <w:tabs>
+          <w:tab w:val="left" w:pos="454"/>
+        </w:tabs>
+        <w:ind w:right="81"/>
+        <w:jc w:val="both"/>
+        <w:rPr>
+          <w:rFonts w:ascii="Cambria" w:hAnsi="Cambria"/>
+          <w:color w:val="000000" w:themeColor="text1"/>
+          <w:sz w:val="18"/>
+          <w:szCs w:val="18"/>
+        </w:rPr>
+      </w:pPr>
+      <w:r>
+        <w:rPr>
+          <w:rFonts w:ascii="Cambria" w:hAnsi="Cambria"/>
+          <w:color w:val="000000" w:themeColor="text1"/>
+          <w:sz w:val="18"/>
+          <w:szCs w:val="18"/>
+        </w:rPr>
+        <w:t>Delivered generative AI applications for auto-generating product descriptions, intelligent email drafting, summarizing market insights, and extracting FAQs from large document sets using OpenAI, Azure Cognitive Services, and Gemini 1.0.</w:t>
+      </w:r>
+    </w:p>
+    <w:p>
+      <w:pPr>
+        <w:pStyle w:val="ListParagraph"/>
+        <w:numPr>
+          <w:ilvl w:val="0"/>
+          <w:numId w:val="9"/>
+        </w:numPr>
+        <w:tabs>
+          <w:tab w:val="left" w:pos="454"/>
+        </w:tabs>
+        <w:ind w:right="81"/>
+        <w:jc w:val="both"/>
+        <w:rPr>
+          <w:rFonts w:ascii="Cambria" w:hAnsi="Cambria"/>
+          <w:color w:val="000000" w:themeColor="text1"/>
+          <w:sz w:val="18"/>
+          <w:szCs w:val="18"/>
+        </w:rPr>
+      </w:pPr>
+      <w:r>
+        <w:rPr>
+          <w:rFonts w:ascii="Cambria" w:hAnsi="Cambria"/>
+          <w:color w:val="000000" w:themeColor="text1"/>
+          <w:sz w:val="18"/>
+          <w:szCs w:val="18"/>
+        </w:rPr>
+        <w:t>Built secure and scalable LLM APIs and RAG endpoints using FastAPI, integrated with CI/CD pipelines, Kubernetes, and monitoring via Prometheus and Grafana.</w:t>
+      </w:r>
+    </w:p>
+    <w:p>
+      <w:pPr>
+        <w:pStyle w:val="ListParagraph"/>
+        <w:numPr>
+          <w:ilvl w:val="0"/>
+          <w:numId w:val="9"/>
+        </w:numPr>
+        <w:tabs>
+          <w:tab w:val="left" w:pos="454"/>
+        </w:tabs>
+        <w:ind w:right="81"/>
+        <w:jc w:val="both"/>
+        <w:rPr>
+          <w:rFonts w:ascii="Cambria" w:hAnsi="Cambria"/>
+          <w:color w:val="000000" w:themeColor="text1"/>
+          <w:sz w:val="18"/>
+          <w:szCs w:val="18"/>
+        </w:rPr>
+      </w:pPr>
+      <w:r>
+        <w:rPr>
+          <w:rFonts w:ascii="Cambria" w:hAnsi="Cambria"/>
+          <w:color w:val="000000" w:themeColor="text1"/>
+          <w:sz w:val="18"/>
+          <w:szCs w:val="18"/>
+        </w:rPr>
+        <w:t>Created end-to-end MLOps pipelines leveraging MLflow, Kubeflow, Airflow, and Terraform, automating model training, evaluation, packaging, and deployment across multi-cloud environments ( Azure, GCP).</w:t>
+      </w:r>
+    </w:p>
+    <w:p>
+      <w:pPr>
+        <w:pStyle w:val="ListParagraph"/>
+        <w:numPr>
+          <w:ilvl w:val="0"/>
+          <w:numId w:val="9"/>
+        </w:numPr>
+        <w:tabs>
+          <w:tab w:val="left" w:pos="454"/>
+        </w:tabs>
+        <w:ind w:right="81"/>
+        <w:jc w:val="both"/>
+        <w:rPr>
+          <w:rFonts w:ascii="Cambria" w:hAnsi="Cambria"/>
+          <w:color w:val="000000" w:themeColor="text1"/>
+          <w:sz w:val="18"/>
+          <w:szCs w:val="18"/>
+        </w:rPr>
+      </w:pPr>
+      <w:r>
+        <w:rPr>
+          <w:rFonts w:ascii="Cambria" w:hAnsi="Cambria"/>
+          <w:color w:val="000000" w:themeColor="text1"/>
+          <w:sz w:val="18"/>
+          <w:szCs w:val="18"/>
+        </w:rPr>
+        <w:t xml:space="preserve">Implemented event-driven GenAI pipelines using </w:t>
+      </w:r>
+      <w:r>
+        <w:rPr>
+          <w:rFonts w:ascii="Cambria" w:hAnsi="Cambria"/>
+          <w:color w:val="000000" w:themeColor="text1"/>
+          <w:sz w:val="18"/>
+          <w:szCs w:val="18"/>
+        </w:rPr>
+        <w:t xml:space="preserve">Azure </w:t>
+      </w:r>
+      <w:r>
+        <w:rPr>
+          <w:rFonts w:ascii="Cambria" w:hAnsi="Cambria"/>
+          <w:color w:val="000000" w:themeColor="text1"/>
+          <w:sz w:val="18"/>
+          <w:szCs w:val="18"/>
+        </w:rPr>
+        <w:t>SageMaker, and Step Functions, orchestrated via Terraform for infrastructure-as-code.</w:t>
+      </w:r>
+    </w:p>
+    <w:p>
+      <w:pPr>
+        <w:pStyle w:val="ListParagraph"/>
+        <w:numPr>
+          <w:ilvl w:val="0"/>
+          <w:numId w:val="9"/>
+        </w:numPr>
+        <w:tabs>
+          <w:tab w:val="left" w:pos="454"/>
+        </w:tabs>
+        <w:ind w:right="81"/>
+        <w:jc w:val="both"/>
+        <w:rPr>
+          <w:rFonts w:ascii="Cambria" w:hAnsi="Cambria"/>
+          <w:color w:val="000000" w:themeColor="text1"/>
+          <w:sz w:val="18"/>
+          <w:szCs w:val="18"/>
+        </w:rPr>
+      </w:pPr>
+      <w:r>
+        <w:rPr>
+          <w:rFonts w:ascii="Cambria" w:hAnsi="Cambria"/>
+          <w:color w:val="000000" w:themeColor="text1"/>
+          <w:sz w:val="18"/>
+          <w:szCs w:val="18"/>
+        </w:rPr>
+        <w:t xml:space="preserve">Built real-time forecasting and pricing models using LSTM, XGBoost, and Random Forest, integrated with Kafka, Apache NiFi, and </w:t>
       </w:r>
       <w:r>
         <w:rPr>
@@ -4709,199 +4648,7 @@
           <w:szCs w:val="18"/>
         </w:rPr>
         <w:lastRenderedPageBreak/>
-        <w:t>Weaviate) for real-time knowledge retrieval across structured and unstructured enterprise data.</w:t>
-      </w:r>
-    </w:p>
-    <w:p>
-      <w:pPr>
-        <w:pStyle w:val="ListParagraph"/>
-        <w:numPr>
-          <w:ilvl w:val="0"/>
-          <w:numId w:val="9"/>
-        </w:numPr>
-        <w:tabs>
-          <w:tab w:val="left" w:pos="454"/>
-        </w:tabs>
-        <w:ind w:right="81"/>
-        <w:jc w:val="both"/>
-        <w:rPr>
-          <w:rFonts w:ascii="Cambria" w:hAnsi="Cambria"/>
-          <w:color w:val="000000" w:themeColor="text1"/>
-          <w:sz w:val="18"/>
-          <w:szCs w:val="18"/>
-        </w:rPr>
-      </w:pPr>
-      <w:r>
-        <w:rPr>
-          <w:rFonts w:ascii="Cambria" w:hAnsi="Cambria"/>
-          <w:color w:val="000000" w:themeColor="text1"/>
-          <w:sz w:val="18"/>
-          <w:szCs w:val="18"/>
-        </w:rPr>
-        <w:t>Developed LLM-powered assistants capable of reasoning, tool use, task decomposition, and multi-turn conversations for internal teams (finance, ops, marketing) using Custom Orchestration and Semantic Kernel.</w:t>
-      </w:r>
-    </w:p>
-    <w:p>
-      <w:pPr>
-        <w:pStyle w:val="ListParagraph"/>
-        <w:numPr>
-          <w:ilvl w:val="0"/>
-          <w:numId w:val="9"/>
-        </w:numPr>
-        <w:tabs>
-          <w:tab w:val="left" w:pos="454"/>
-        </w:tabs>
-        <w:ind w:right="81"/>
-        <w:jc w:val="both"/>
-        <w:rPr>
-          <w:rFonts w:ascii="Cambria" w:hAnsi="Cambria"/>
-          <w:color w:val="000000" w:themeColor="text1"/>
-          <w:sz w:val="18"/>
-          <w:szCs w:val="18"/>
-        </w:rPr>
-      </w:pPr>
-      <w:r>
-        <w:rPr>
-          <w:rFonts w:ascii="Cambria" w:hAnsi="Cambria"/>
-          <w:color w:val="000000" w:themeColor="text1"/>
-          <w:sz w:val="18"/>
-          <w:szCs w:val="18"/>
-        </w:rPr>
-        <w:t>Delivered generative AI applications for auto-generating product descriptions, intelligent email drafting, summarizing market insights, and extracting FAQs from large document sets using OpenAI, Azure Cognitive Services, and Gemini 1.0.</w:t>
-      </w:r>
-    </w:p>
-    <w:p>
-      <w:pPr>
-        <w:pStyle w:val="ListParagraph"/>
-        <w:numPr>
-          <w:ilvl w:val="0"/>
-          <w:numId w:val="9"/>
-        </w:numPr>
-        <w:tabs>
-          <w:tab w:val="left" w:pos="454"/>
-        </w:tabs>
-        <w:ind w:right="81"/>
-        <w:jc w:val="both"/>
-        <w:rPr>
-          <w:rFonts w:ascii="Cambria" w:hAnsi="Cambria"/>
-          <w:color w:val="000000" w:themeColor="text1"/>
-          <w:sz w:val="18"/>
-          <w:szCs w:val="18"/>
-        </w:rPr>
-      </w:pPr>
-      <w:r>
-        <w:rPr>
-          <w:rFonts w:ascii="Cambria" w:hAnsi="Cambria"/>
-          <w:color w:val="000000" w:themeColor="text1"/>
-          <w:sz w:val="18"/>
-          <w:szCs w:val="18"/>
-        </w:rPr>
-        <w:t>Built secure and scalable LLM APIs and RAG endpoints using FastAPI, integrated with CI/CD pipelines, Kubernetes, and monitoring via Prometheus and Grafana.</w:t>
-      </w:r>
-    </w:p>
-    <w:p>
-      <w:pPr>
-        <w:pStyle w:val="ListParagraph"/>
-        <w:numPr>
-          <w:ilvl w:val="0"/>
-          <w:numId w:val="9"/>
-        </w:numPr>
-        <w:tabs>
-          <w:tab w:val="left" w:pos="454"/>
-        </w:tabs>
-        <w:ind w:right="81"/>
-        <w:jc w:val="both"/>
-        <w:rPr>
-          <w:rFonts w:ascii="Cambria" w:hAnsi="Cambria"/>
-          <w:color w:val="000000" w:themeColor="text1"/>
-          <w:sz w:val="18"/>
-          <w:szCs w:val="18"/>
-        </w:rPr>
-      </w:pPr>
-      <w:r>
-        <w:rPr>
-          <w:rFonts w:ascii="Cambria" w:hAnsi="Cambria"/>
-          <w:color w:val="000000" w:themeColor="text1"/>
-          <w:sz w:val="18"/>
-          <w:szCs w:val="18"/>
-        </w:rPr>
-        <w:t>Created end-to-end MLOps pipelines leveraging MLflow, Kubeflow, Airflow, and Terraform, automating model training, evaluation, packaging, and deployment across multi-cloud environments ( Azure, GCP).</w:t>
-      </w:r>
-    </w:p>
-    <w:p>
-      <w:pPr>
-        <w:pStyle w:val="ListParagraph"/>
-        <w:numPr>
-          <w:ilvl w:val="0"/>
-          <w:numId w:val="9"/>
-        </w:numPr>
-        <w:tabs>
-          <w:tab w:val="left" w:pos="454"/>
-        </w:tabs>
-        <w:ind w:right="81"/>
-        <w:jc w:val="both"/>
-        <w:rPr>
-          <w:rFonts w:ascii="Cambria" w:hAnsi="Cambria"/>
-          <w:color w:val="000000" w:themeColor="text1"/>
-          <w:sz w:val="18"/>
-          <w:szCs w:val="18"/>
-        </w:rPr>
-      </w:pPr>
-      <w:r>
-        <w:rPr>
-          <w:rFonts w:ascii="Cambria" w:hAnsi="Cambria"/>
-          <w:color w:val="000000" w:themeColor="text1"/>
-          <w:sz w:val="18"/>
-          <w:szCs w:val="18"/>
-        </w:rPr>
-        <w:t xml:space="preserve">Implemented event-driven GenAI pipelines using </w:t>
-      </w:r>
-      <w:r>
-        <w:rPr>
-          <w:rFonts w:ascii="Cambria" w:hAnsi="Cambria"/>
-          <w:color w:val="000000" w:themeColor="text1"/>
-          <w:sz w:val="18"/>
-          <w:szCs w:val="18"/>
-        </w:rPr>
-        <w:t xml:space="preserve">Azure </w:t>
-      </w:r>
-      <w:r>
-        <w:rPr>
-          <w:rFonts w:ascii="Cambria" w:hAnsi="Cambria"/>
-          <w:color w:val="000000" w:themeColor="text1"/>
-          <w:sz w:val="18"/>
-          <w:szCs w:val="18"/>
-        </w:rPr>
-        <w:t>SageMaker, and Step Functions, orchestrated via Terraform for infrastructure-as-code.</w:t>
-      </w:r>
-    </w:p>
-    <w:p>
-      <w:pPr>
-        <w:pStyle w:val="ListParagraph"/>
-        <w:numPr>
-          <w:ilvl w:val="0"/>
-          <w:numId w:val="9"/>
-        </w:numPr>
-        <w:tabs>
-          <w:tab w:val="left" w:pos="454"/>
-        </w:tabs>
-        <w:ind w:right="81"/>
-        <w:jc w:val="both"/>
-        <w:rPr>
-          <w:rFonts w:ascii="Cambria" w:hAnsi="Cambria"/>
-          <w:color w:val="000000" w:themeColor="text1"/>
-          <w:sz w:val="18"/>
-          <w:szCs w:val="18"/>
-        </w:rPr>
-      </w:pPr>
-      <w:r>
-        <w:rPr>
-          <w:rFonts w:ascii="Cambria" w:hAnsi="Cambria"/>
-          <w:color w:val="000000" w:themeColor="text1"/>
-          <w:sz w:val="18"/>
-          <w:szCs w:val="18"/>
-        </w:rPr>
-        <w:t>Built real-time forecasting and pricing models using LSTM, XGBoost, and Random Forest, integrated with Kafka, Apache NiFi, and Databricks for high-speed streaming analytics.</w:t>
+        <w:t>Databricks for high-speed streaming analytics.</w:t>
       </w:r>
     </w:p>
     <w:p>
@@ -6082,181 +5829,181 @@
           <w:sz w:val="18"/>
           <w:szCs w:val="18"/>
         </w:rPr>
+        <w:t>Created an internal agent that handled compliance FAQs and regulatory document triage, integrating citations and cross-document linkage into LLM outputs using RAG-powered summarization.</w:t>
+      </w:r>
+    </w:p>
+    <w:p>
+      <w:pPr>
+        <w:pStyle w:val="ListParagraph"/>
+        <w:numPr>
+          <w:ilvl w:val="0"/>
+          <w:numId w:val="9"/>
+        </w:numPr>
+        <w:tabs>
+          <w:tab w:val="left" w:pos="454"/>
+        </w:tabs>
+        <w:ind w:right="81"/>
+        <w:jc w:val="both"/>
+        <w:rPr>
+          <w:rFonts w:ascii="Cambria" w:hAnsi="Cambria"/>
+          <w:color w:val="000000" w:themeColor="text1"/>
+          <w:sz w:val="18"/>
+          <w:szCs w:val="18"/>
+        </w:rPr>
+      </w:pPr>
+      <w:r>
+        <w:rPr>
+          <w:rFonts w:ascii="Cambria" w:hAnsi="Cambria"/>
+          <w:color w:val="000000" w:themeColor="text1"/>
+          <w:sz w:val="18"/>
+          <w:szCs w:val="18"/>
+        </w:rPr>
+        <w:t>Experienced in collaborating within Agile-Scrum environments to deliver AI/ML solutions through iterative development and cross-functional teamwork.</w:t>
+      </w:r>
+    </w:p>
+    <w:p>
+      <w:pPr>
+        <w:pStyle w:val="ListParagraph"/>
+        <w:numPr>
+          <w:ilvl w:val="0"/>
+          <w:numId w:val="9"/>
+        </w:numPr>
+        <w:tabs>
+          <w:tab w:val="left" w:pos="454"/>
+        </w:tabs>
+        <w:ind w:right="81"/>
+        <w:jc w:val="both"/>
+        <w:rPr>
+          <w:rFonts w:ascii="Cambria" w:hAnsi="Cambria"/>
+          <w:color w:val="000000" w:themeColor="text1"/>
+          <w:sz w:val="18"/>
+          <w:szCs w:val="18"/>
+        </w:rPr>
+      </w:pPr>
+      <w:r>
+        <w:rPr>
+          <w:rFonts w:ascii="Cambria" w:hAnsi="Cambria"/>
+          <w:color w:val="000000" w:themeColor="text1"/>
+          <w:sz w:val="18"/>
+          <w:szCs w:val="18"/>
+        </w:rPr>
+        <w:t>Partnered with cybersecurity teams to implement token-level encryption, role-based access control, and logging for all AI services handling sensitive banking or PII content.</w:t>
+      </w:r>
+    </w:p>
+    <w:p>
+      <w:pPr>
+        <w:pStyle w:val="ListParagraph"/>
+        <w:numPr>
+          <w:ilvl w:val="0"/>
+          <w:numId w:val="9"/>
+        </w:numPr>
+        <w:tabs>
+          <w:tab w:val="left" w:pos="454"/>
+        </w:tabs>
+        <w:ind w:right="81"/>
+        <w:jc w:val="both"/>
+        <w:rPr>
+          <w:rFonts w:ascii="Cambria" w:hAnsi="Cambria"/>
+          <w:color w:val="000000" w:themeColor="text1"/>
+          <w:sz w:val="18"/>
+          <w:szCs w:val="18"/>
+        </w:rPr>
+      </w:pPr>
+      <w:r>
+        <w:rPr>
+          <w:rFonts w:ascii="Cambria" w:hAnsi="Cambria"/>
+          <w:color w:val="000000" w:themeColor="text1"/>
+          <w:sz w:val="18"/>
+          <w:szCs w:val="18"/>
+        </w:rPr>
+        <w:t>Designed and delivered a self-refining summarization agent that adapted its style and content focus based on user role (e.g., risk analyst, portfolio manager), improving relevance scores across departments.</w:t>
+      </w:r>
+    </w:p>
+    <w:p>
+      <w:pPr>
+        <w:pStyle w:val="ListParagraph"/>
+        <w:numPr>
+          <w:ilvl w:val="0"/>
+          <w:numId w:val="9"/>
+        </w:numPr>
+        <w:tabs>
+          <w:tab w:val="left" w:pos="454"/>
+        </w:tabs>
+        <w:ind w:right="81"/>
+        <w:jc w:val="both"/>
+        <w:rPr>
+          <w:rFonts w:ascii="Cambria" w:hAnsi="Cambria"/>
+          <w:color w:val="000000" w:themeColor="text1"/>
+          <w:sz w:val="18"/>
+          <w:szCs w:val="18"/>
+        </w:rPr>
+      </w:pPr>
+      <w:r>
+        <w:rPr>
+          <w:rFonts w:ascii="Cambria" w:hAnsi="Cambria"/>
+          <w:color w:val="000000" w:themeColor="text1"/>
+          <w:sz w:val="18"/>
+          <w:szCs w:val="18"/>
+        </w:rPr>
+        <w:t>Built chunking and embedding pipelines capable of ingesting PDFs, spreadsheets, emails, and internal memos using Unstructured.io and dynamic window strategies for financial context.</w:t>
+      </w:r>
+    </w:p>
+    <w:p>
+      <w:pPr>
+        <w:pStyle w:val="ListParagraph"/>
+        <w:numPr>
+          <w:ilvl w:val="0"/>
+          <w:numId w:val="9"/>
+        </w:numPr>
+        <w:tabs>
+          <w:tab w:val="left" w:pos="454"/>
+        </w:tabs>
+        <w:ind w:right="81"/>
+        <w:jc w:val="both"/>
+        <w:rPr>
+          <w:rFonts w:ascii="Cambria" w:hAnsi="Cambria"/>
+          <w:color w:val="000000" w:themeColor="text1"/>
+          <w:sz w:val="18"/>
+          <w:szCs w:val="18"/>
+        </w:rPr>
+      </w:pPr>
+      <w:r>
+        <w:rPr>
+          <w:rFonts w:ascii="Cambria" w:hAnsi="Cambria"/>
+          <w:color w:val="000000" w:themeColor="text1"/>
+          <w:sz w:val="18"/>
+          <w:szCs w:val="18"/>
+        </w:rPr>
+        <w:t>Enabled Custom Retrieval Pipelines agents to ingest and reason over SQL databases, automating reconciliation and anomaly detection for balance sheets, ledgers, and customer records.</w:t>
+      </w:r>
+    </w:p>
+    <w:p>
+      <w:pPr>
+        <w:pStyle w:val="ListParagraph"/>
+        <w:numPr>
+          <w:ilvl w:val="0"/>
+          <w:numId w:val="9"/>
+        </w:numPr>
+        <w:tabs>
+          <w:tab w:val="left" w:pos="454"/>
+        </w:tabs>
+        <w:ind w:right="81"/>
+        <w:jc w:val="both"/>
+        <w:rPr>
+          <w:rFonts w:ascii="Cambria" w:hAnsi="Cambria"/>
+          <w:color w:val="000000" w:themeColor="text1"/>
+          <w:sz w:val="18"/>
+          <w:szCs w:val="18"/>
+        </w:rPr>
+      </w:pPr>
+      <w:r>
+        <w:rPr>
+          <w:rFonts w:ascii="Cambria" w:hAnsi="Cambria"/>
+          <w:color w:val="000000" w:themeColor="text1"/>
+          <w:sz w:val="18"/>
+          <w:szCs w:val="18"/>
+        </w:rPr>
         <w:lastRenderedPageBreak/>
-        <w:t>Created an internal agent that handled compliance FAQs and regulatory document triage, integrating citations and cross-document linkage into LLM outputs using RAG-powered summarization.</w:t>
-      </w:r>
-    </w:p>
-    <w:p>
-      <w:pPr>
-        <w:pStyle w:val="ListParagraph"/>
-        <w:numPr>
-          <w:ilvl w:val="0"/>
-          <w:numId w:val="9"/>
-        </w:numPr>
-        <w:tabs>
-          <w:tab w:val="left" w:pos="454"/>
-        </w:tabs>
-        <w:ind w:right="81"/>
-        <w:jc w:val="both"/>
-        <w:rPr>
-          <w:rFonts w:ascii="Cambria" w:hAnsi="Cambria"/>
-          <w:color w:val="000000" w:themeColor="text1"/>
-          <w:sz w:val="18"/>
-          <w:szCs w:val="18"/>
-        </w:rPr>
-      </w:pPr>
-      <w:r>
-        <w:rPr>
-          <w:rFonts w:ascii="Cambria" w:hAnsi="Cambria"/>
-          <w:color w:val="000000" w:themeColor="text1"/>
-          <w:sz w:val="18"/>
-          <w:szCs w:val="18"/>
-        </w:rPr>
-        <w:t>Experienced in collaborating within Agile-Scrum environments to deliver AI/ML solutions through iterative development and cross-functional teamwork.</w:t>
-      </w:r>
-    </w:p>
-    <w:p>
-      <w:pPr>
-        <w:pStyle w:val="ListParagraph"/>
-        <w:numPr>
-          <w:ilvl w:val="0"/>
-          <w:numId w:val="9"/>
-        </w:numPr>
-        <w:tabs>
-          <w:tab w:val="left" w:pos="454"/>
-        </w:tabs>
-        <w:ind w:right="81"/>
-        <w:jc w:val="both"/>
-        <w:rPr>
-          <w:rFonts w:ascii="Cambria" w:hAnsi="Cambria"/>
-          <w:color w:val="000000" w:themeColor="text1"/>
-          <w:sz w:val="18"/>
-          <w:szCs w:val="18"/>
-        </w:rPr>
-      </w:pPr>
-      <w:r>
-        <w:rPr>
-          <w:rFonts w:ascii="Cambria" w:hAnsi="Cambria"/>
-          <w:color w:val="000000" w:themeColor="text1"/>
-          <w:sz w:val="18"/>
-          <w:szCs w:val="18"/>
-        </w:rPr>
-        <w:t>Partnered with cybersecurity teams to implement token-level encryption, role-based access control, and logging for all AI services handling sensitive banking or PII content.</w:t>
-      </w:r>
-    </w:p>
-    <w:p>
-      <w:pPr>
-        <w:pStyle w:val="ListParagraph"/>
-        <w:numPr>
-          <w:ilvl w:val="0"/>
-          <w:numId w:val="9"/>
-        </w:numPr>
-        <w:tabs>
-          <w:tab w:val="left" w:pos="454"/>
-        </w:tabs>
-        <w:ind w:right="81"/>
-        <w:jc w:val="both"/>
-        <w:rPr>
-          <w:rFonts w:ascii="Cambria" w:hAnsi="Cambria"/>
-          <w:color w:val="000000" w:themeColor="text1"/>
-          <w:sz w:val="18"/>
-          <w:szCs w:val="18"/>
-        </w:rPr>
-      </w:pPr>
-      <w:r>
-        <w:rPr>
-          <w:rFonts w:ascii="Cambria" w:hAnsi="Cambria"/>
-          <w:color w:val="000000" w:themeColor="text1"/>
-          <w:sz w:val="18"/>
-          <w:szCs w:val="18"/>
-        </w:rPr>
-        <w:t>Designed and delivered a self-refining summarization agent that adapted its style and content focus based on user role (e.g., risk analyst, portfolio manager), improving relevance scores across departments.</w:t>
-      </w:r>
-    </w:p>
-    <w:p>
-      <w:pPr>
-        <w:pStyle w:val="ListParagraph"/>
-        <w:numPr>
-          <w:ilvl w:val="0"/>
-          <w:numId w:val="9"/>
-        </w:numPr>
-        <w:tabs>
-          <w:tab w:val="left" w:pos="454"/>
-        </w:tabs>
-        <w:ind w:right="81"/>
-        <w:jc w:val="both"/>
-        <w:rPr>
-          <w:rFonts w:ascii="Cambria" w:hAnsi="Cambria"/>
-          <w:color w:val="000000" w:themeColor="text1"/>
-          <w:sz w:val="18"/>
-          <w:szCs w:val="18"/>
-        </w:rPr>
-      </w:pPr>
-      <w:r>
-        <w:rPr>
-          <w:rFonts w:ascii="Cambria" w:hAnsi="Cambria"/>
-          <w:color w:val="000000" w:themeColor="text1"/>
-          <w:sz w:val="18"/>
-          <w:szCs w:val="18"/>
-        </w:rPr>
-        <w:t>Built chunking and embedding pipelines capable of ingesting PDFs, spreadsheets, emails, and internal memos using Unstructured.io and dynamic window strategies for financial context.</w:t>
-      </w:r>
-    </w:p>
-    <w:p>
-      <w:pPr>
-        <w:pStyle w:val="ListParagraph"/>
-        <w:numPr>
-          <w:ilvl w:val="0"/>
-          <w:numId w:val="9"/>
-        </w:numPr>
-        <w:tabs>
-          <w:tab w:val="left" w:pos="454"/>
-        </w:tabs>
-        <w:ind w:right="81"/>
-        <w:jc w:val="both"/>
-        <w:rPr>
-          <w:rFonts w:ascii="Cambria" w:hAnsi="Cambria"/>
-          <w:color w:val="000000" w:themeColor="text1"/>
-          <w:sz w:val="18"/>
-          <w:szCs w:val="18"/>
-        </w:rPr>
-      </w:pPr>
-      <w:r>
-        <w:rPr>
-          <w:rFonts w:ascii="Cambria" w:hAnsi="Cambria"/>
-          <w:color w:val="000000" w:themeColor="text1"/>
-          <w:sz w:val="18"/>
-          <w:szCs w:val="18"/>
-        </w:rPr>
-        <w:t>Enabled Custom Retrieval Pipelines agents to ingest and reason over SQL databases, automating reconciliation and anomaly detection for balance sheets, ledgers, and customer records.</w:t>
-      </w:r>
-    </w:p>
-    <w:p>
-      <w:pPr>
-        <w:pStyle w:val="ListParagraph"/>
-        <w:numPr>
-          <w:ilvl w:val="0"/>
-          <w:numId w:val="9"/>
-        </w:numPr>
-        <w:tabs>
-          <w:tab w:val="left" w:pos="454"/>
-        </w:tabs>
-        <w:ind w:right="81"/>
-        <w:jc w:val="both"/>
-        <w:rPr>
-          <w:rFonts w:ascii="Cambria" w:hAnsi="Cambria"/>
-          <w:color w:val="000000" w:themeColor="text1"/>
-          <w:sz w:val="18"/>
-          <w:szCs w:val="18"/>
-        </w:rPr>
-      </w:pPr>
-      <w:r>
-        <w:rPr>
-          <w:rFonts w:ascii="Cambria" w:hAnsi="Cambria"/>
-          <w:color w:val="000000" w:themeColor="text1"/>
-          <w:sz w:val="18"/>
-          <w:szCs w:val="18"/>
-        </w:rPr>
         <w:t>Constructed reusable prompt templates with embedded compliance instructions, reference citations, and grounding thresholds, reducing red flag occurrences by 37%.</w:t>
       </w:r>
     </w:p>
@@ -7439,225 +7186,234 @@
           <w:sz w:val="18"/>
           <w:szCs w:val="18"/>
         </w:rPr>
+        <w:t>Designed and implemented a secure enterprise AI knowledge assistant for Walgreens operations and compliance departments, enabling staff to query internal documents such as HR policies, safety guidelines, legal templates, and SOPs using natural language.</w:t>
+      </w:r>
+    </w:p>
+    <w:p>
+      <w:pPr>
+        <w:pStyle w:val="ListParagraph"/>
+        <w:numPr>
+          <w:ilvl w:val="0"/>
+          <w:numId w:val="9"/>
+        </w:numPr>
+        <w:tabs>
+          <w:tab w:val="left" w:pos="454"/>
+        </w:tabs>
+        <w:ind w:right="81"/>
+        <w:jc w:val="both"/>
+        <w:rPr>
+          <w:rFonts w:ascii="Cambria" w:hAnsi="Cambria"/>
+          <w:color w:val="000000" w:themeColor="text1"/>
+          <w:sz w:val="18"/>
+          <w:szCs w:val="18"/>
+        </w:rPr>
+      </w:pPr>
+      <w:r>
+        <w:rPr>
+          <w:rFonts w:ascii="Cambria" w:hAnsi="Cambria"/>
+          <w:color w:val="000000" w:themeColor="text1"/>
+          <w:sz w:val="18"/>
+          <w:szCs w:val="18"/>
+        </w:rPr>
+        <w:t xml:space="preserve">Fine-tuned </w:t>
+      </w:r>
+      <w:r>
+        <w:rPr>
+          <w:rFonts w:ascii="Cambria" w:hAnsi="Cambria"/>
+          <w:color w:val="000000" w:themeColor="text1"/>
+          <w:sz w:val="18"/>
+          <w:szCs w:val="18"/>
+        </w:rPr>
+        <w:t>BERT</w:t>
+      </w:r>
+      <w:r>
+        <w:rPr>
+          <w:rFonts w:ascii="Cambria" w:hAnsi="Cambria"/>
+          <w:color w:val="000000" w:themeColor="text1"/>
+          <w:sz w:val="18"/>
+          <w:szCs w:val="18"/>
+        </w:rPr>
+        <w:t xml:space="preserve"> and </w:t>
+      </w:r>
+      <w:r>
+        <w:rPr>
+          <w:rFonts w:ascii="Cambria" w:hAnsi="Cambria"/>
+          <w:color w:val="000000" w:themeColor="text1"/>
+          <w:sz w:val="18"/>
+          <w:szCs w:val="18"/>
+        </w:rPr>
+        <w:t>GPT models</w:t>
+      </w:r>
+      <w:r>
+        <w:rPr>
+          <w:rFonts w:ascii="Cambria" w:hAnsi="Cambria"/>
+          <w:color w:val="000000" w:themeColor="text1"/>
+          <w:sz w:val="18"/>
+          <w:szCs w:val="18"/>
+        </w:rPr>
+        <w:t xml:space="preserve"> using QLoRA on domain-specific corpora, including pharmaceutical safety sheets, store protocols, and internal audits, significantly enhancing answer quality on retail-specific compliance queries.</w:t>
+      </w:r>
+    </w:p>
+    <w:p>
+      <w:pPr>
+        <w:pStyle w:val="ListParagraph"/>
+        <w:numPr>
+          <w:ilvl w:val="0"/>
+          <w:numId w:val="9"/>
+        </w:numPr>
+        <w:tabs>
+          <w:tab w:val="left" w:pos="454"/>
+        </w:tabs>
+        <w:ind w:right="81"/>
+        <w:jc w:val="both"/>
+        <w:rPr>
+          <w:rFonts w:ascii="Cambria" w:hAnsi="Cambria"/>
+          <w:color w:val="000000" w:themeColor="text1"/>
+          <w:sz w:val="18"/>
+          <w:szCs w:val="18"/>
+        </w:rPr>
+      </w:pPr>
+      <w:r>
+        <w:rPr>
+          <w:rFonts w:ascii="Cambria" w:hAnsi="Cambria"/>
+          <w:color w:val="000000" w:themeColor="text1"/>
+          <w:sz w:val="18"/>
+          <w:szCs w:val="18"/>
+        </w:rPr>
+        <w:t>Constructed chunking logic tailored for internal document types (e.g., pharmacy forms, shift logs, safety compliance PDFs) to optimize token usage while preserving semantic clarity.</w:t>
+      </w:r>
+    </w:p>
+    <w:p>
+      <w:pPr>
+        <w:pStyle w:val="ListParagraph"/>
+        <w:numPr>
+          <w:ilvl w:val="0"/>
+          <w:numId w:val="9"/>
+        </w:numPr>
+        <w:tabs>
+          <w:tab w:val="left" w:pos="454"/>
+        </w:tabs>
+        <w:ind w:right="81"/>
+        <w:jc w:val="both"/>
+        <w:rPr>
+          <w:rFonts w:ascii="Cambria" w:hAnsi="Cambria"/>
+          <w:color w:val="000000" w:themeColor="text1"/>
+          <w:sz w:val="18"/>
+          <w:szCs w:val="18"/>
+        </w:rPr>
+      </w:pPr>
+      <w:r>
+        <w:rPr>
+          <w:rFonts w:ascii="Cambria" w:hAnsi="Cambria"/>
+          <w:color w:val="000000" w:themeColor="text1"/>
+          <w:sz w:val="18"/>
+          <w:szCs w:val="18"/>
+        </w:rPr>
+        <w:t>Developed a multi-turn memory-enabled chatbot using Custom Retrieval Pipelines + Custom Orchestration that could answer follow-up questions, cite source documents, and retain context across role-specific use cases (e.g., store managers vs. pharmacists).</w:t>
+      </w:r>
+    </w:p>
+    <w:p>
+      <w:pPr>
+        <w:pStyle w:val="ListParagraph"/>
+        <w:numPr>
+          <w:ilvl w:val="0"/>
+          <w:numId w:val="9"/>
+        </w:numPr>
+        <w:tabs>
+          <w:tab w:val="left" w:pos="454"/>
+        </w:tabs>
+        <w:ind w:right="81"/>
+        <w:jc w:val="both"/>
+        <w:rPr>
+          <w:rFonts w:ascii="Cambria" w:hAnsi="Cambria"/>
+          <w:color w:val="000000" w:themeColor="text1"/>
+          <w:sz w:val="18"/>
+          <w:szCs w:val="18"/>
+        </w:rPr>
+      </w:pPr>
+      <w:r>
+        <w:rPr>
+          <w:rFonts w:ascii="Cambria" w:hAnsi="Cambria"/>
+          <w:color w:val="000000" w:themeColor="text1"/>
+          <w:sz w:val="18"/>
+          <w:szCs w:val="18"/>
+        </w:rPr>
+        <w:t>Implemented output scoring based on retrieval grounding validation (RGV), output entropy, and domain accuracy to classify and log risky or uncertain completions.</w:t>
+      </w:r>
+    </w:p>
+    <w:p>
+      <w:pPr>
+        <w:pStyle w:val="ListParagraph"/>
+        <w:numPr>
+          <w:ilvl w:val="0"/>
+          <w:numId w:val="9"/>
+        </w:numPr>
+        <w:tabs>
+          <w:tab w:val="left" w:pos="454"/>
+        </w:tabs>
+        <w:ind w:right="81"/>
+        <w:jc w:val="both"/>
+        <w:rPr>
+          <w:rFonts w:ascii="Cambria" w:hAnsi="Cambria"/>
+          <w:color w:val="000000" w:themeColor="text1"/>
+          <w:sz w:val="18"/>
+          <w:szCs w:val="18"/>
+        </w:rPr>
+      </w:pPr>
+      <w:r>
+        <w:rPr>
+          <w:rFonts w:ascii="Cambria" w:hAnsi="Cambria"/>
+          <w:color w:val="000000" w:themeColor="text1"/>
+          <w:sz w:val="18"/>
+          <w:szCs w:val="18"/>
+        </w:rPr>
+        <w:t>Built data engineering pipelines using PySpark and Scala (basic scripting exposure) for ETL/ELT workflows, financial compliance datasets, and feature engineering.</w:t>
+      </w:r>
+      <w:r>
+        <w:rPr>
+          <w:rFonts w:ascii="Cambria" w:hAnsi="Cambria"/>
+          <w:color w:val="000000" w:themeColor="text1"/>
+          <w:sz w:val="18"/>
+          <w:szCs w:val="18"/>
+        </w:rPr>
+        <w:t xml:space="preserve"> Built</w:t>
+      </w:r>
+      <w:r>
+        <w:rPr>
+          <w:rFonts w:ascii="Cambria" w:hAnsi="Cambria"/>
+          <w:color w:val="000000" w:themeColor="text1"/>
+          <w:sz w:val="18"/>
+          <w:szCs w:val="18"/>
+        </w:rPr>
+        <w:t xml:space="preserve"> deployment and CI/CD pipelines using Terraform,</w:t>
+      </w:r>
+      <w:r>
+        <w:rPr>
+          <w:rFonts w:ascii="Cambria" w:hAnsi="Cambria"/>
+          <w:color w:val="000000" w:themeColor="text1"/>
+          <w:sz w:val="18"/>
+          <w:szCs w:val="18"/>
+        </w:rPr>
+        <w:t xml:space="preserve"> </w:t>
+      </w:r>
+      <w:r>
+        <w:rPr>
+          <w:rFonts w:ascii="Cambria" w:hAnsi="Cambria"/>
+          <w:color w:val="000000" w:themeColor="text1"/>
+          <w:sz w:val="18"/>
+          <w:szCs w:val="18"/>
+        </w:rPr>
+        <w:t xml:space="preserve">DevOps, and Docker, allowing </w:t>
+      </w:r>
+      <w:r>
+        <w:rPr>
+          <w:rFonts w:ascii="Cambria" w:hAnsi="Cambria"/>
+          <w:color w:val="000000" w:themeColor="text1"/>
+          <w:sz w:val="18"/>
+          <w:szCs w:val="18"/>
+        </w:rPr>
         <w:lastRenderedPageBreak/>
-        <w:t>Designed and implemented a secure enterprise AI knowledge assistant for Walgreens operations and compliance departments, enabling staff to query internal documents such as HR policies, safety guidelines, legal templates, and SOPs using natural language.</w:t>
-      </w:r>
-    </w:p>
-    <w:p>
-      <w:pPr>
-        <w:pStyle w:val="ListParagraph"/>
-        <w:numPr>
-          <w:ilvl w:val="0"/>
-          <w:numId w:val="9"/>
-        </w:numPr>
-        <w:tabs>
-          <w:tab w:val="left" w:pos="454"/>
-        </w:tabs>
-        <w:ind w:right="81"/>
-        <w:jc w:val="both"/>
-        <w:rPr>
-          <w:rFonts w:ascii="Cambria" w:hAnsi="Cambria"/>
-          <w:color w:val="000000" w:themeColor="text1"/>
-          <w:sz w:val="18"/>
-          <w:szCs w:val="18"/>
-        </w:rPr>
-      </w:pPr>
-      <w:r>
-        <w:rPr>
-          <w:rFonts w:ascii="Cambria" w:hAnsi="Cambria"/>
-          <w:color w:val="000000" w:themeColor="text1"/>
-          <w:sz w:val="18"/>
-          <w:szCs w:val="18"/>
-        </w:rPr>
-        <w:t xml:space="preserve">Fine-tuned </w:t>
-      </w:r>
-      <w:r>
-        <w:rPr>
-          <w:rFonts w:ascii="Cambria" w:hAnsi="Cambria"/>
-          <w:color w:val="000000" w:themeColor="text1"/>
-          <w:sz w:val="18"/>
-          <w:szCs w:val="18"/>
-        </w:rPr>
-        <w:t>BERT</w:t>
-      </w:r>
-      <w:r>
-        <w:rPr>
-          <w:rFonts w:ascii="Cambria" w:hAnsi="Cambria"/>
-          <w:color w:val="000000" w:themeColor="text1"/>
-          <w:sz w:val="18"/>
-          <w:szCs w:val="18"/>
-        </w:rPr>
-        <w:t xml:space="preserve"> and </w:t>
-      </w:r>
-      <w:r>
-        <w:rPr>
-          <w:rFonts w:ascii="Cambria" w:hAnsi="Cambria"/>
-          <w:color w:val="000000" w:themeColor="text1"/>
-          <w:sz w:val="18"/>
-          <w:szCs w:val="18"/>
-        </w:rPr>
-        <w:t>GPT models</w:t>
-      </w:r>
-      <w:r>
-        <w:rPr>
-          <w:rFonts w:ascii="Cambria" w:hAnsi="Cambria"/>
-          <w:color w:val="000000" w:themeColor="text1"/>
-          <w:sz w:val="18"/>
-          <w:szCs w:val="18"/>
-        </w:rPr>
-        <w:t xml:space="preserve"> using QLoRA on domain-specific corpora, including pharmaceutical safety sheets, store protocols, and internal audits, significantly enhancing answer quality on retail-specific compliance queries.</w:t>
-      </w:r>
-    </w:p>
-    <w:p>
-      <w:pPr>
-        <w:pStyle w:val="ListParagraph"/>
-        <w:numPr>
-          <w:ilvl w:val="0"/>
-          <w:numId w:val="9"/>
-        </w:numPr>
-        <w:tabs>
-          <w:tab w:val="left" w:pos="454"/>
-        </w:tabs>
-        <w:ind w:right="81"/>
-        <w:jc w:val="both"/>
-        <w:rPr>
-          <w:rFonts w:ascii="Cambria" w:hAnsi="Cambria"/>
-          <w:color w:val="000000" w:themeColor="text1"/>
-          <w:sz w:val="18"/>
-          <w:szCs w:val="18"/>
-        </w:rPr>
-      </w:pPr>
-      <w:r>
-        <w:rPr>
-          <w:rFonts w:ascii="Cambria" w:hAnsi="Cambria"/>
-          <w:color w:val="000000" w:themeColor="text1"/>
-          <w:sz w:val="18"/>
-          <w:szCs w:val="18"/>
-        </w:rPr>
-        <w:t>Constructed chunking logic tailored for internal document types (e.g., pharmacy forms, shift logs, safety compliance PDFs) to optimize token usage while preserving semantic clarity.</w:t>
-      </w:r>
-    </w:p>
-    <w:p>
-      <w:pPr>
-        <w:pStyle w:val="ListParagraph"/>
-        <w:numPr>
-          <w:ilvl w:val="0"/>
-          <w:numId w:val="9"/>
-        </w:numPr>
-        <w:tabs>
-          <w:tab w:val="left" w:pos="454"/>
-        </w:tabs>
-        <w:ind w:right="81"/>
-        <w:jc w:val="both"/>
-        <w:rPr>
-          <w:rFonts w:ascii="Cambria" w:hAnsi="Cambria"/>
-          <w:color w:val="000000" w:themeColor="text1"/>
-          <w:sz w:val="18"/>
-          <w:szCs w:val="18"/>
-        </w:rPr>
-      </w:pPr>
-      <w:r>
-        <w:rPr>
-          <w:rFonts w:ascii="Cambria" w:hAnsi="Cambria"/>
-          <w:color w:val="000000" w:themeColor="text1"/>
-          <w:sz w:val="18"/>
-          <w:szCs w:val="18"/>
-        </w:rPr>
-        <w:t>Developed a multi-turn memory-enabled chatbot using Custom Retrieval Pipelines + Custom Orchestration that could answer follow-up questions, cite source documents, and retain context across role-specific use cases (e.g., store managers vs. pharmacists).</w:t>
-      </w:r>
-    </w:p>
-    <w:p>
-      <w:pPr>
-        <w:pStyle w:val="ListParagraph"/>
-        <w:numPr>
-          <w:ilvl w:val="0"/>
-          <w:numId w:val="9"/>
-        </w:numPr>
-        <w:tabs>
-          <w:tab w:val="left" w:pos="454"/>
-        </w:tabs>
-        <w:ind w:right="81"/>
-        <w:jc w:val="both"/>
-        <w:rPr>
-          <w:rFonts w:ascii="Cambria" w:hAnsi="Cambria"/>
-          <w:color w:val="000000" w:themeColor="text1"/>
-          <w:sz w:val="18"/>
-          <w:szCs w:val="18"/>
-        </w:rPr>
-      </w:pPr>
-      <w:r>
-        <w:rPr>
-          <w:rFonts w:ascii="Cambria" w:hAnsi="Cambria"/>
-          <w:color w:val="000000" w:themeColor="text1"/>
-          <w:sz w:val="18"/>
-          <w:szCs w:val="18"/>
-        </w:rPr>
-        <w:t>Implemented output scoring based on retrieval grounding validation (RGV), output entropy, and domain accuracy to classify and log risky or uncertain completions.</w:t>
-      </w:r>
-    </w:p>
-    <w:p>
-      <w:pPr>
-        <w:pStyle w:val="ListParagraph"/>
-        <w:numPr>
-          <w:ilvl w:val="0"/>
-          <w:numId w:val="9"/>
-        </w:numPr>
-        <w:tabs>
-          <w:tab w:val="left" w:pos="454"/>
-        </w:tabs>
-        <w:ind w:right="81"/>
-        <w:jc w:val="both"/>
-        <w:rPr>
-          <w:rFonts w:ascii="Cambria" w:hAnsi="Cambria"/>
-          <w:color w:val="000000" w:themeColor="text1"/>
-          <w:sz w:val="18"/>
-          <w:szCs w:val="18"/>
-        </w:rPr>
-      </w:pPr>
-      <w:r>
-        <w:rPr>
-          <w:rFonts w:ascii="Cambria" w:hAnsi="Cambria"/>
-          <w:color w:val="000000" w:themeColor="text1"/>
-          <w:sz w:val="18"/>
-          <w:szCs w:val="18"/>
-        </w:rPr>
-        <w:t>Built data engineering pipelines using PySpark and Scala (basic scripting exposure) for ETL/ELT workflows, financial compliance datasets, and feature engineering.</w:t>
-      </w:r>
-      <w:r>
-        <w:rPr>
-          <w:rFonts w:ascii="Cambria" w:hAnsi="Cambria"/>
-          <w:color w:val="000000" w:themeColor="text1"/>
-          <w:sz w:val="18"/>
-          <w:szCs w:val="18"/>
-        </w:rPr>
-        <w:t xml:space="preserve"> Built</w:t>
-      </w:r>
-      <w:r>
-        <w:rPr>
-          <w:rFonts w:ascii="Cambria" w:hAnsi="Cambria"/>
-          <w:color w:val="000000" w:themeColor="text1"/>
-          <w:sz w:val="18"/>
-          <w:szCs w:val="18"/>
-        </w:rPr>
-        <w:t xml:space="preserve"> deployment and CI/CD pipelines using Terraform,</w:t>
-      </w:r>
-      <w:r>
-        <w:rPr>
-          <w:rFonts w:ascii="Cambria" w:hAnsi="Cambria"/>
-          <w:color w:val="000000" w:themeColor="text1"/>
-          <w:sz w:val="18"/>
-          <w:szCs w:val="18"/>
-        </w:rPr>
-        <w:t xml:space="preserve"> </w:t>
-      </w:r>
-      <w:r>
-        <w:rPr>
-          <w:rFonts w:ascii="Cambria" w:hAnsi="Cambria"/>
-          <w:color w:val="000000" w:themeColor="text1"/>
-          <w:sz w:val="18"/>
-          <w:szCs w:val="18"/>
-        </w:rPr>
-        <w:t>DevOps, and Docker, allowing reproducible LLM releases and agent retraining based on user interaction logs.</w:t>
+        <w:t>reproducible LLM releases and agent retraining based on user interaction logs.</w:t>
       </w:r>
     </w:p>
     <w:p>
@@ -7768,140 +7524,6 @@
     <w:p>
       <w:pPr>
         <w:pStyle w:val="ListParagraph"/>
-        <w:widowControl/>
-        <w:numPr>
-          <w:ilvl w:val="0"/>
-          <w:numId w:val="9"/>
-        </w:numPr>
-        <w:autoSpaceDE/>
-        <w:autoSpaceDN/>
-        <w:spacing w:before="100" w:beforeAutospacing="1" w:after="100" w:afterAutospacing="1"/>
-        <w:rPr>
-          <w:rFonts w:ascii="Cambria Math" w:eastAsia="Times New Roman" w:hAnsi="Cambria Math" w:cs="Times New Roman"/>
-          <w:sz w:val="18"/>
-          <w:szCs w:val="18"/>
-        </w:rPr>
-      </w:pPr>
-      <w:r>
-        <w:rPr>
-          <w:rFonts w:ascii="Cambria Math" w:eastAsia="Times New Roman" w:hAnsi="Cambria Math" w:cs="Times New Roman"/>
-          <w:sz w:val="18"/>
-          <w:szCs w:val="18"/>
-        </w:rPr>
-        <w:t xml:space="preserve">Led development and integration of AI/ML models across </w:t>
-      </w:r>
-      <w:r>
-        <w:rPr>
-          <w:rFonts w:ascii="Cambria Math" w:eastAsia="Times New Roman" w:hAnsi="Cambria Math" w:cs="Times New Roman"/>
-          <w:b/>
-          <w:bCs/>
-          <w:sz w:val="18"/>
-          <w:szCs w:val="18"/>
-        </w:rPr>
-        <w:t>modern cloud platforms and legacy enterprise systems</w:t>
-      </w:r>
-      <w:r>
-        <w:rPr>
-          <w:rFonts w:ascii="Cambria Math" w:eastAsia="Times New Roman" w:hAnsi="Cambria Math" w:cs="Times New Roman"/>
-          <w:sz w:val="18"/>
-          <w:szCs w:val="18"/>
-        </w:rPr>
-        <w:t>, ensuring scalable and backward-compatible architectures.</w:t>
-      </w:r>
-    </w:p>
-    <w:p>
-      <w:pPr>
-        <w:pStyle w:val="ListParagraph"/>
-        <w:widowControl/>
-        <w:numPr>
-          <w:ilvl w:val="0"/>
-          <w:numId w:val="9"/>
-        </w:numPr>
-        <w:autoSpaceDE/>
-        <w:autoSpaceDN/>
-        <w:spacing w:before="100" w:beforeAutospacing="1" w:after="100" w:afterAutospacing="1"/>
-        <w:rPr>
-          <w:rFonts w:ascii="Cambria Math" w:eastAsia="Times New Roman" w:hAnsi="Cambria Math" w:cs="Times New Roman"/>
-          <w:sz w:val="18"/>
-          <w:szCs w:val="18"/>
-        </w:rPr>
-      </w:pPr>
-      <w:r>
-        <w:rPr>
-          <w:rFonts w:ascii="Cambria Math" w:eastAsia="Times New Roman" w:hAnsi="Cambria Math" w:cs="Times New Roman"/>
-          <w:sz w:val="18"/>
-          <w:szCs w:val="18"/>
-        </w:rPr>
-        <w:t xml:space="preserve">Implemented </w:t>
-      </w:r>
-      <w:r>
-        <w:rPr>
-          <w:rFonts w:ascii="Cambria Math" w:eastAsia="Times New Roman" w:hAnsi="Cambria Math" w:cs="Times New Roman"/>
-          <w:b/>
-          <w:bCs/>
-          <w:sz w:val="18"/>
-          <w:szCs w:val="18"/>
-        </w:rPr>
-        <w:t>automated testing frameworks for ML pipelines and enterprise applications</w:t>
-      </w:r>
-      <w:r>
-        <w:rPr>
-          <w:rFonts w:ascii="Cambria Math" w:eastAsia="Times New Roman" w:hAnsi="Cambria Math" w:cs="Times New Roman"/>
-          <w:sz w:val="18"/>
-          <w:szCs w:val="18"/>
-        </w:rPr>
-        <w:t xml:space="preserve"> using CI/CD pipelines, improving deployment reliability and reducing manual validation.</w:t>
-      </w:r>
-    </w:p>
-    <w:p>
-      <w:pPr>
-        <w:pStyle w:val="ListParagraph"/>
-        <w:widowControl/>
-        <w:numPr>
-          <w:ilvl w:val="0"/>
-          <w:numId w:val="9"/>
-        </w:numPr>
-        <w:autoSpaceDE/>
-        <w:autoSpaceDN/>
-        <w:spacing w:before="100" w:beforeAutospacing="1" w:after="100" w:afterAutospacing="1"/>
-        <w:rPr>
-          <w:rFonts w:ascii="Cambria Math" w:eastAsia="Times New Roman" w:hAnsi="Cambria Math" w:cs="Times New Roman"/>
-          <w:sz w:val="18"/>
-          <w:szCs w:val="18"/>
-        </w:rPr>
-      </w:pPr>
-      <w:r>
-        <w:rPr>
-          <w:rFonts w:ascii="Cambria Math" w:eastAsia="Times New Roman" w:hAnsi="Cambria Math" w:cs="Times New Roman"/>
-          <w:sz w:val="18"/>
-          <w:szCs w:val="18"/>
-        </w:rPr>
-        <w:t xml:space="preserve">Worked with </w:t>
-      </w:r>
-      <w:r>
-        <w:rPr>
-          <w:rFonts w:ascii="Cambria Math" w:eastAsia="Times New Roman" w:hAnsi="Cambria Math" w:cs="Times New Roman"/>
-          <w:b/>
-          <w:bCs/>
-          <w:sz w:val="18"/>
-          <w:szCs w:val="18"/>
-        </w:rPr>
-        <w:t>Java-based enterprise applications and microservices ecosystems</w:t>
-      </w:r>
-      <w:r>
-        <w:rPr>
-          <w:rFonts w:ascii="Cambria Math" w:eastAsia="Times New Roman" w:hAnsi="Cambria Math" w:cs="Times New Roman"/>
-          <w:sz w:val="18"/>
-          <w:szCs w:val="18"/>
-        </w:rPr>
-        <w:t>, integrating AI capabilities with existing legacy systems.</w:t>
-      </w:r>
-      <w:bookmarkStart w:id="0" w:name="_GoBack"/>
-      <w:bookmarkEnd w:id="0"/>
-    </w:p>
-    <w:p>
-      <w:pPr>
-        <w:pStyle w:val="ListParagraph"/>
         <w:numPr>
           <w:ilvl w:val="0"/>
           <w:numId w:val="9"/>
@@ -8572,7 +8194,6 @@
           <w:sz w:val="18"/>
           <w:szCs w:val="18"/>
         </w:rPr>
-        <w:lastRenderedPageBreak/>
         <w:t>Collaborated with cross-functional teams of analysts, engineers, and product leads to design AI-first business workflows that reduced manual reporting time by 40%.</w:t>
       </w:r>
     </w:p>
@@ -8991,6 +8612,7 @@
           <w:sz w:val="18"/>
           <w:szCs w:val="18"/>
         </w:rPr>
+        <w:lastRenderedPageBreak/>
         <w:t>Developed Angular and TypeScript–based user interfaces</w:t>
       </w:r>
       <w:r>
@@ -10062,7 +9684,6 @@
           <w:sz w:val="18"/>
           <w:szCs w:val="18"/>
         </w:rPr>
-        <w:lastRenderedPageBreak/>
         <w:t>Worked in Python Integrated Development Environments like NetBeans, Py Dev, PyCharm and Sublime Text.</w:t>
       </w:r>
     </w:p>
@@ -10613,6 +10234,7 @@
           <w:sz w:val="18"/>
           <w:szCs w:val="18"/>
         </w:rPr>
+        <w:lastRenderedPageBreak/>
         <w:t xml:space="preserve">Generated dynamic Pdf documents using Report Lab python library. </w:t>
       </w:r>
     </w:p>
